--- a/downloads/Labo-LinuxBasis-verslag.docx
+++ b/downloads/Labo-LinuxBasis-verslag.docx
@@ -38,7 +38,7 @@
     </w:p>
     <w:p>
       <w:r>
-        <w:t>Je werkt achttien commando's door in de terminal van je Ubuntu-machine, van je eigen map zoeken tot een archief maken en de machine afsluiten. Daarna maak je op diezelfde machine een map en een bestand op je eigen naam, kopieert die naar het bureaublad en pakt je werk in met tar.</w:t>
+        <w:t>Je maakt op je Ubuntu-machine een map en een bestand op je eigen naam, kopieert dat naar het bureaublad en pakt je werk in met tar. Daarnaast beantwoord je vier vragen over distributies, over open source en over wat sudo aan je rechten verandert.</w:t>
       </w:r>
     </w:p>
     <w:p>
